--- a/MEST Terms.docx
+++ b/MEST Terms.docx
@@ -479,6 +479,7 @@
                 <w14:ligatures w14:val="none"/>
               </w:rPr>
             </w:pPr>
+            <w:proofErr w:type="spellStart"/>
             <w:r>
               <w:rPr>
                 <w:rFonts w:ascii="Segoe UI" w:eastAsia="Times New Roman" w:hAnsi="Segoe UI" w:cs="Segoe UI"/>
@@ -490,6 +491,7 @@
               </w:rPr>
               <w:t>Thiéboudienne</w:t>
             </w:r>
+            <w:proofErr w:type="spellEnd"/>
           </w:p>
         </w:tc>
         <w:tc>
@@ -743,6 +745,7 @@
                 <w14:ligatures w14:val="none"/>
               </w:rPr>
             </w:pPr>
+            <w:proofErr w:type="spellStart"/>
             <w:r>
               <w:rPr>
                 <w:rFonts w:ascii="Segoe UI" w:eastAsia="Times New Roman" w:hAnsi="Segoe UI" w:cs="Segoe UI"/>
@@ -752,7 +755,19 @@
                 <w:lang w:eastAsia="en-GB"/>
                 <w14:ligatures w14:val="none"/>
               </w:rPr>
-              <w:t>Egusi Soup</w:t>
+              <w:t>Egusi</w:t>
+            </w:r>
+            <w:proofErr w:type="spellEnd"/>
+            <w:r>
+              <w:rPr>
+                <w:rFonts w:ascii="Segoe UI" w:eastAsia="Times New Roman" w:hAnsi="Segoe UI" w:cs="Segoe UI"/>
+                <w:kern w:val="0"/>
+                <w:sz w:val="20"/>
+                <w:szCs w:val="20"/>
+                <w:lang w:eastAsia="en-GB"/>
+                <w14:ligatures w14:val="none"/>
+              </w:rPr>
+              <w:t xml:space="preserve"> Soup</w:t>
             </w:r>
           </w:p>
         </w:tc>
@@ -875,6 +890,7 @@
                 <w14:ligatures w14:val="none"/>
               </w:rPr>
             </w:pPr>
+            <w:proofErr w:type="spellStart"/>
             <w:r>
               <w:rPr>
                 <w:rFonts w:ascii="Segoe UI" w:eastAsia="Times New Roman" w:hAnsi="Segoe UI" w:cs="Segoe UI"/>
@@ -886,6 +902,7 @@
               </w:rPr>
               <w:t>Kelewele</w:t>
             </w:r>
+            <w:proofErr w:type="spellEnd"/>
           </w:p>
         </w:tc>
         <w:tc>
@@ -1007,6 +1024,7 @@
                 <w14:ligatures w14:val="none"/>
               </w:rPr>
             </w:pPr>
+            <w:proofErr w:type="spellStart"/>
             <w:r>
               <w:rPr>
                 <w:rFonts w:ascii="Segoe UI" w:eastAsia="Times New Roman" w:hAnsi="Segoe UI" w:cs="Segoe UI"/>
@@ -1018,6 +1036,7 @@
               </w:rPr>
               <w:t>Attiéké</w:t>
             </w:r>
+            <w:proofErr w:type="spellEnd"/>
           </w:p>
         </w:tc>
         <w:tc>
@@ -1271,6 +1290,7 @@
                 <w14:ligatures w14:val="none"/>
               </w:rPr>
             </w:pPr>
+            <w:proofErr w:type="spellStart"/>
             <w:r>
               <w:rPr>
                 <w:rFonts w:ascii="Segoe UI" w:eastAsia="Times New Roman" w:hAnsi="Segoe UI" w:cs="Segoe UI"/>
@@ -1280,7 +1300,19 @@
                 <w:lang w:eastAsia="en-GB"/>
                 <w14:ligatures w14:val="none"/>
               </w:rPr>
-              <w:t>Banku &amp; Tilapia</w:t>
+              <w:t>Banku</w:t>
+            </w:r>
+            <w:proofErr w:type="spellEnd"/>
+            <w:r>
+              <w:rPr>
+                <w:rFonts w:ascii="Segoe UI" w:eastAsia="Times New Roman" w:hAnsi="Segoe UI" w:cs="Segoe UI"/>
+                <w:kern w:val="0"/>
+                <w:sz w:val="20"/>
+                <w:szCs w:val="20"/>
+                <w:lang w:eastAsia="en-GB"/>
+                <w14:ligatures w14:val="none"/>
+              </w:rPr>
+              <w:t xml:space="preserve"> &amp; Tilapia</w:t>
             </w:r>
           </w:p>
         </w:tc>
@@ -1403,6 +1435,7 @@
                 <w14:ligatures w14:val="none"/>
               </w:rPr>
             </w:pPr>
+            <w:proofErr w:type="spellStart"/>
             <w:r>
               <w:rPr>
                 <w:rFonts w:ascii="Segoe UI" w:eastAsia="Times New Roman" w:hAnsi="Segoe UI" w:cs="Segoe UI"/>
@@ -1414,6 +1447,7 @@
               </w:rPr>
               <w:t>Mafé</w:t>
             </w:r>
+            <w:proofErr w:type="spellEnd"/>
           </w:p>
         </w:tc>
         <w:tc>
@@ -1535,6 +1569,7 @@
                 <w14:ligatures w14:val="none"/>
               </w:rPr>
             </w:pPr>
+            <w:proofErr w:type="spellStart"/>
             <w:r>
               <w:rPr>
                 <w:rFonts w:ascii="Segoe UI" w:eastAsia="Times New Roman" w:hAnsi="Segoe UI" w:cs="Segoe UI"/>
@@ -1546,6 +1581,7 @@
               </w:rPr>
               <w:t>Chinchinga</w:t>
             </w:r>
+            <w:proofErr w:type="spellEnd"/>
           </w:p>
         </w:tc>
         <w:tc>
@@ -2358,7 +2394,43 @@
         <w:t>That's your transformers segment. About 2-3 minutes of speaking. No diagrams required, though you can draw an attention pattern on the whiteboard if you have time — three or four words in a row with arrows showing how each word "looks at" the others. The visual is nice but not necessary.</w:t>
       </w:r>
     </w:p>
-    <w:p/>
+    <w:p>
+      <w:r>
+        <w:br/>
+      </w:r>
+      <w:r>
+        <w:br/>
+      </w:r>
+      <w:r>
+        <w:br/>
+      </w:r>
+      <w:r>
+        <w:br/>
+      </w:r>
+      <w:r>
+        <w:t>1. "What is the bereavement fare policy?" → Should answer, expected chunk: bereavement-policy (eligibility section)</w:t>
+      </w:r>
+    </w:p>
+    <w:p>
+      <w:r>
+        <w:t>2. "Can I apply for a bereavement discount retroactively?" → Should answer with refusal from policy ("cannot be applied retroactively")</w:t>
+      </w:r>
+    </w:p>
+    <w:p>
+      <w:r>
+        <w:t>3. "What documents do I need for a bereavement claim?" → Should answer, expected chunk: bereavement-policy (documentation section)</w:t>
+      </w:r>
+    </w:p>
+    <w:p>
+      <w:r>
+        <w:t>4. "What is Air Canada's policy on emotional support animals?" → Should refuse (not in documents)</w:t>
+      </w:r>
+    </w:p>
+    <w:p>
+      <w:r>
+        <w:t>5. "How do I book a flight to Mars?" → Should refuse (not in documents)</w:t>
+      </w:r>
+    </w:p>
     <w:sectPr>
       <w:pgSz w:w="11906" w:h="16838"/>
       <w:pgMar w:top="1440" w:right="1440" w:bottom="1440" w:left="1440" w:header="708" w:footer="708" w:gutter="0"/>
